--- a/res/synthetic_fascicoli/fascicoli/fascicolo_sintetico_015/sentenza.docx
+++ b/res/synthetic_fascicoli/fascicoli/fascicolo_sintetico_015/sentenza.docx
@@ -338,7 +338,7 @@
               <w:rStyle w:val="PlaceholderText"/>
               <w:lang w:val="en-US"/>
             </w:rPr>
-            <w:t>105/2024</w:t>
+            <w:t>840/2024</w:t>
           </w:r>
         </w:sdtContent>
       </w:sdt>
@@ -400,7 +400,7 @@
               <w:rStyle w:val="PlaceholderText"/>
               <w:lang w:val="en-US"/>
             </w:rPr>
-            <w:t>Francesca Leoni-Silva, Elena Rossi, Sara Marini</w:t>
+            <w:t>Camila Luz Ribeiro Pereira-Lima, Carolina Maria Pereira-Lima, Joao Barbosa</w:t>
           </w:r>
         </w:sdtContent>
       </w:sdt>
@@ -444,7 +444,7 @@
               <w:rStyle w:val="PlaceholderText"/>
               <w:lang w:val="en-US"/>
             </w:rPr>
-            <w:t>Sara Marini</w:t>
+            <w:t>Antonio Almeida, Fernanda Araujo</w:t>
           </w:r>
         </w:sdtContent>
       </w:sdt>
@@ -588,7 +588,7 @@
               <w:rStyle w:val="PlaceholderText"/>
               <w:lang w:val="en-US"/>
             </w:rPr>
-            <w:t>Marco Moretti, Chiara Costa</w:t>
+            <w:t/>
           </w:r>
         </w:p>
       </w:sdtContent>
@@ -624,7 +624,7 @@
               <w:rStyle w:val="PlaceholderText"/>
               <w:lang w:val="en-US"/>
             </w:rPr>
-            <w:t>con il patrocinio dell'Avv.</w:t>
+            <w:t/>
           </w:r>
         </w:p>
       </w:sdtContent>
@@ -805,7 +805,7 @@
             <w:rPr>
               <w:rStyle w:val="PlaceholderText"/>
             </w:rPr>
-            <w:t>22-09-2025</w:t>
+            <w:t>19-08-2025</w:t>
           </w:r>
         </w:sdtContent>
       </w:sdt>
@@ -866,7 +866,7 @@
               <w:rStyle w:val="PlaceholderText"/>
               <w:lang w:val="en-US"/>
             </w:rPr>
-            <w:t>1.1.1. In data 23-12-2025, Marco Moretti è intervenuto volontariamente in giudizio, in qualità di discendente dal medesimo avo.[ 1.1.1. In data 04-04-2025, Chiara Costa è intervenuto volontariamente in giudizio, in qualità di discendente dal medesimo avo.[</w:t>
+            <w:t/>
           </w:r>
         </w:p>
       </w:sdtContent>
@@ -909,7 +909,7 @@
               <w:rStyle w:val="PlaceholderText"/>
               <w:lang w:val="en-US"/>
             </w:rPr>
-            <w:t>Il Ministero dell'Interno, tramite l'Avvocatura Distrettuale dello Stato di Brescia, si è costituito in giudizio il 08-08-2024.</w:t>
+            <w:t>Il Ministero dell'Interno, tramite l'Avvocatura Distrettuale dello Stato di Brescia, si è costituito in giudizio il 03-01-2025.</w:t>
           </w:r>
         </w:sdtContent>
       </w:sdt>
@@ -1034,7 +1034,7 @@
             <w:rPr>
               <w:rStyle w:val="PlaceholderText"/>
             </w:rPr>
-            <w:t>Paolo Luigi Neri</w:t>
+            <w:t>Fernanda Aparecida Mendes</w:t>
           </w:r>
         </w:sdtContent>
       </w:sdt>
@@ -1092,7 +1092,7 @@
               <w:rStyle w:val="PlaceholderText"/>
               <w:lang w:val="en-US"/>
             </w:rPr>
-            <w:t>Brescia</w:t>
+            <w:t>Mantova</w:t>
           </w:r>
         </w:sdtContent>
       </w:sdt>
@@ -1149,7 +1149,7 @@
               <w:rStyle w:val="PlaceholderText"/>
               <w:lang w:val="en-US"/>
             </w:rPr>
-            <w:t>15-10-1853</w:t>
+            <w:t>11-03-1909</w:t>
           </w:r>
         </w:sdtContent>
       </w:sdt>
@@ -1368,7 +1368,7 @@
               <w:rStyle w:val="PlaceholderText"/>
               <w:lang w:val="en-US"/>
             </w:rPr>
-            <w:t>Paolo Luigi Neri -&gt; Francesca Leoni</w:t>
+            <w:t>Linea di discendenza allegata: Fernanda Aparecida Mendes -&gt; Patricia Souza-Mendes -&gt; Fernanda Silva -&gt; Carlos Lima -&gt; Carolina Maria Pereira-Lima -&gt; Camila Luz Ribeiro Pereira-Lima</w:t>
           </w:r>
         </w:sdtContent>
       </w:sdt>
@@ -1419,7 +1419,7 @@
               <w:rStyle w:val="PlaceholderText"/>
               <w:lang w:val="en-US"/>
             </w:rPr>
-            <w:t>2.1. Il terzo intervenuto ha rivendicato di essere discendente dallo stesso avo.</w:t>
+            <w:t/>
           </w:r>
         </w:p>
       </w:sdtContent>
@@ -2941,7 +2941,7 @@
               <w:rFonts w:ascii="Garamond" w:hAnsi="Garamond"/>
               <w:bCs/>
             </w:rPr>
-            <w:t>4.1. La domanda del terzo intervenuto è inammissibile. L'art. 105 co. 1 c.p.c., infatti, consente l'intervento volontario «in un processo tra altre persone per far valere, in confronto di tutte le parti o di alcune di esse, un diritto relativo all'oggetto o dipendente dal titolo dedotto nel processo medesimo». Nel caso concreto, invece, il terzo ha chiesto di accertare un autonomo diritto allo status di cittadino, non connesso oggettivamente né dipendente da quello dei ricorrenti (cui è accomunato soltanto dall'avo).</w:t>
+            <w:t/>
           </w:r>
           <w:proofErr w:type="spellStart"/>
           <w:proofErr w:type="spellEnd"/>
@@ -3247,11 +3247,11 @@
               <w:rStyle w:val="PlaceholderText"/>
               <w:lang w:val="en-US"/>
             </w:rPr>
-            <w:t>Francesca Leoni-Silva, nata a Salvador il 13-12-1989</w:t>
+            <w:t>Camila Luz Ribeiro Pereira-Lima, nata a Rio de Janeiro il 29-12-1934</w:t>
             <w:br/>
-            <w:t>Elena Rossi, nata a Recife il 12-03-1977</w:t>
+            <w:t>Carolina Maria Pereira-Lima, nata a Recife il 26-04-1994</w:t>
             <w:br/>
-            <w:t>Sara Marini, nata a Brescia il 15-10-1853</w:t>
+            <w:t>Joao Barbosa, nato/a a  il </w:t>
           </w:r>
         </w:p>
       </w:sdtContent>
@@ -3298,7 +3298,7 @@
             <w:rPr>
               <w:rStyle w:val="PlaceholderText"/>
             </w:rPr>
-            <w:t>sono cittadini italiane</w:t>
+            <w:t>sono cittadini italiani</w:t>
           </w:r>
         </w:sdtContent>
       </w:sdt>
@@ -3365,7 +3365,7 @@
               <w:rStyle w:val="PlaceholderText"/>
               <w:lang w:val="en-US"/>
             </w:rPr>
-            <w:t>dichiara inammissibile la domanda presentata da Marco Moretti, Chiara Costa;</w:t>
+            <w:t/>
           </w:r>
         </w:p>
       </w:sdtContent>
@@ -3401,7 +3401,7 @@
               <w:rStyle w:val="PlaceholderText"/>
               <w:lang w:val="en-US"/>
             </w:rPr>
-            <w:t>dichiara improcedibile la domanda presentata da Sara Marini;</w:t>
+            <w:t>dichiara improcedibile la domanda presentata da Joao Barbosa;</w:t>
           </w:r>
         </w:p>
       </w:sdtContent>
